--- a/ЛБ2/Отчёт.docx
+++ b/ЛБ2/Отчёт.docx
@@ -856,6 +856,7 @@
         <w:spacing w:before="0" w:after="120"/>
         <w:jc w:val="center"/>
         <w:rPr/>
+        <w:keepNext/>
       </w:pPr>
       <w:r>
         <w:rPr/>
@@ -910,6 +911,18 @@
     <w:p>
       <w:pPr>
         <w:pStyle w:val="Normal"/>
+        <w:spacing w:before="0" w:after="120"/>
+        <w:jc w:val="center"/>
+        <w:rPr/>
+      </w:pPr>
+      <w:r>
+        <w:rPr/>
+        <w:t>Рисунок 2 — Блок-схема сортировки вставками</w:t>
+      </w:r>
+    </w:p>
+    <w:p>
+      <w:pPr>
+        <w:pStyle w:val="Normal"/>
         <w:keepNext w:val="true"/>
         <w:spacing w:before="120" w:after="80"/>
         <w:ind w:hanging="0"/>
@@ -1077,7 +1090,7 @@
       </w:pPr>
       <w:r>
         <w:rPr/>
-        <w:t>Рисунок 2 — Результат быстрой сортировки методом Хоара (N = 50)</w:t>
+        <w:t>Рисунок 3 — Результат быстрой сортировки методом Хоара (N = 50)</w:t>
       </w:r>
     </w:p>
     <w:p>
@@ -1086,6 +1099,7 @@
         <w:spacing w:before="0" w:after="120"/>
         <w:jc w:val="center"/>
         <w:rPr/>
+        <w:keepNext/>
       </w:pPr>
       <w:r>
         <w:rPr/>
@@ -1140,6 +1154,18 @@
     <w:p>
       <w:pPr>
         <w:pStyle w:val="Normal"/>
+        <w:spacing w:before="0" w:after="120"/>
+        <w:jc w:val="center"/>
+        <w:rPr/>
+      </w:pPr>
+      <w:r>
+        <w:rPr/>
+        <w:t>Рисунок 4 — Блок-схема быстрой сортировки методом Хоара</w:t>
+      </w:r>
+    </w:p>
+    <w:p>
+      <w:pPr>
+        <w:pStyle w:val="Normal"/>
         <w:keepNext w:val="true"/>
         <w:spacing w:before="120" w:after="80"/>
         <w:ind w:hanging="0"/>
@@ -1251,7 +1277,7 @@
       </w:pPr>
       <w:r>
         <w:rPr/>
-        <w:t>Рисунок 3 — Результат быстрой сортировки без рекурсии (N = 50)</w:t>
+        <w:t>Рисунок 5 — Результат быстрой сортировки без рекурсии (N = 50)</w:t>
       </w:r>
     </w:p>
     <w:p>
@@ -1269,6 +1295,7 @@
       <w:pPr>
         <w:pStyle w:val="Normal"/>
         <w:rPr/>
+        <w:keepNext/>
       </w:pPr>
       <w:r>
         <w:rPr/>
@@ -1321,6 +1348,18 @@
       </w:r>
       <w:r>
         <w:br w:type="page"/>
+      </w:r>
+    </w:p>
+    <w:p>
+      <w:pPr>
+        <w:pStyle w:val="Normal"/>
+        <w:spacing w:before="0" w:after="120"/>
+        <w:jc w:val="center"/>
+        <w:rPr/>
+      </w:pPr>
+      <w:r>
+        <w:rPr/>
+        <w:t>Рисунок 6 — Блок-схема быстрой сортировки без рекурсии</w:t>
       </w:r>
     </w:p>
     <w:p>
